--- a/klagomål/A 25598-2025 FSC-klagomål.docx
+++ b/klagomål/A 25598-2025 FSC-klagomål.docx
@@ -662,7 +662,7 @@
     <w:r>
       <w:tab/>
       <w:tab/>
-      <w:t>2025-05-27</w:t>
+      <w:t>2025-05-30</w:t>
       <w:br/>
       <w:br/>
     </w:r>

--- a/klagomål/A 25598-2025 FSC-klagomål.docx
+++ b/klagomål/A 25598-2025 FSC-klagomål.docx
@@ -662,7 +662,7 @@
     <w:r>
       <w:tab/>
       <w:tab/>
-      <w:t>2025-05-30</w:t>
+      <w:t>2025-06-01</w:t>
       <w:br/>
       <w:br/>
     </w:r>

--- a/klagomål/A 25598-2025 FSC-klagomål.docx
+++ b/klagomål/A 25598-2025 FSC-klagomål.docx
@@ -662,7 +662,7 @@
     <w:r>
       <w:tab/>
       <w:tab/>
-      <w:t>2025-06-01</w:t>
+      <w:t>2025-06-02</w:t>
       <w:br/>
       <w:br/>
     </w:r>

--- a/klagomål/A 25598-2025 FSC-klagomål.docx
+++ b/klagomål/A 25598-2025 FSC-klagomål.docx
@@ -662,7 +662,7 @@
     <w:r>
       <w:tab/>
       <w:tab/>
-      <w:t>2025-06-02</w:t>
+      <w:t>2025-06-03</w:t>
       <w:br/>
       <w:br/>
     </w:r>

--- a/klagomål/A 25598-2025 FSC-klagomål.docx
+++ b/klagomål/A 25598-2025 FSC-klagomål.docx
@@ -662,7 +662,7 @@
     <w:r>
       <w:tab/>
       <w:tab/>
-      <w:t>2025-06-03</w:t>
+      <w:t>2025-06-04</w:t>
       <w:br/>
       <w:br/>
     </w:r>

--- a/klagomål/A 25598-2025 FSC-klagomål.docx
+++ b/klagomål/A 25598-2025 FSC-klagomål.docx
@@ -662,7 +662,7 @@
     <w:r>
       <w:tab/>
       <w:tab/>
-      <w:t>2025-06-04</w:t>
+      <w:t>2025-06-05</w:t>
       <w:br/>
       <w:br/>
     </w:r>

--- a/klagomål/A 25598-2025 FSC-klagomål.docx
+++ b/klagomål/A 25598-2025 FSC-klagomål.docx
@@ -662,7 +662,7 @@
     <w:r>
       <w:tab/>
       <w:tab/>
-      <w:t>2025-06-05</w:t>
+      <w:t>2025-06-13</w:t>
       <w:br/>
       <w:br/>
     </w:r>

--- a/klagomål/A 25598-2025 FSC-klagomål.docx
+++ b/klagomål/A 25598-2025 FSC-klagomål.docx
@@ -662,7 +662,7 @@
     <w:r>
       <w:tab/>
       <w:tab/>
-      <w:t>2025-06-13</w:t>
+      <w:t>2025-06-15</w:t>
       <w:br/>
       <w:br/>
     </w:r>

--- a/klagomål/A 25598-2025 FSC-klagomål.docx
+++ b/klagomål/A 25598-2025 FSC-klagomål.docx
@@ -662,7 +662,7 @@
     <w:r>
       <w:tab/>
       <w:tab/>
-      <w:t>2025-06-15</w:t>
+      <w:t>2025-06-16</w:t>
       <w:br/>
       <w:br/>
     </w:r>

--- a/klagomål/A 25598-2025 FSC-klagomål.docx
+++ b/klagomål/A 25598-2025 FSC-klagomål.docx
@@ -662,7 +662,7 @@
     <w:r>
       <w:tab/>
       <w:tab/>
-      <w:t>2025-06-16</w:t>
+      <w:t>2025-06-17</w:t>
       <w:br/>
       <w:br/>
     </w:r>
